--- a/public/downloads/minutes-meeting-28-02-2026-FULL-TRANSCRIPT.docx
+++ b/public/downloads/minutes-meeting-28-02-2026-FULL-TRANSCRIPT.docx
@@ -322,7 +322,31 @@
           <w:color w:val="8B2E2E"/>
           <w:sz w:val="26"/>
         </w:rPr>
-        <w:t>Page 1 of 2</w:t>
+        <w:t>BEFORE THE SOLE ARBITRATOR</w:t>
+      </w:r>
+    </w:p>
+    <w:p>
+      <w:r>
+        <w:rPr>
+          <w:rFonts w:ascii="Times New Roman" w:hAnsi="Times New Roman" w:eastAsia="Times New Roman"/>
+          <w:b/>
+          <w:i w:val="0"/>
+          <w:color w:val="8B2E2E"/>
+          <w:sz w:val="26"/>
+        </w:rPr>
+        <w:t>SR. ADV. NITIN N. N. P. SARDESSAI</w:t>
+      </w:r>
+    </w:p>
+    <w:p>
+      <w:r>
+        <w:rPr>
+          <w:rFonts w:ascii="Times New Roman" w:hAnsi="Times New Roman" w:eastAsia="Times New Roman"/>
+          <w:b/>
+          <w:i w:val="0"/>
+          <w:color w:val="8B2E2E"/>
+          <w:sz w:val="26"/>
+        </w:rPr>
+        <w:t>AT PANAJI – GOA</w:t>
       </w:r>
     </w:p>
     <w:p>
@@ -333,7 +357,19 @@
           <w:i w:val="0"/>
           <w:sz w:val="22"/>
         </w:rPr>
-        <w:t>BEFORE THE SOLE ARBITRATOR</w:t>
+        <w:t>VIKRAM SHAH …CLAIMANT VERSUS RIVA TRINDADE AND 3 ORS …RESPONDENTS</w:t>
+      </w:r>
+    </w:p>
+    <w:p>
+      <w:r>
+        <w:rPr>
+          <w:rFonts w:ascii="Times New Roman" w:hAnsi="Times New Roman" w:eastAsia="Times New Roman"/>
+          <w:b/>
+          <w:i w:val="0"/>
+          <w:color w:val="8B2E2E"/>
+          <w:sz w:val="26"/>
+        </w:rPr>
+        <w:t>&lt;u&gt;MINUTES OF PROCEEDINGS DATED 28&lt;sup&gt;th&lt;/sup&gt; FEBRUARY 2026.&lt;/u&gt;</w:t>
       </w:r>
     </w:p>
     <w:p>
@@ -344,7 +380,7 @@
           <w:i w:val="0"/>
           <w:sz w:val="22"/>
         </w:rPr>
-        <w:t xml:space="preserve">             SR. ADV. NITIN N. N. P. SARDESSAI</w:t>
+        <w:t>1. None present in person.</w:t>
       </w:r>
     </w:p>
     <w:p>
@@ -355,7 +391,7 @@
           <w:i w:val="0"/>
           <w:sz w:val="22"/>
         </w:rPr>
-        <w:t xml:space="preserve">                        AT PANAJI – GOA</w:t>
+        <w:t>2. An email under the instructions of Respondents No. 1, 2 &amp; 3 was sent by Adv. Jatin Ramaiya to this Tribunal on 27&lt;sup&gt;th&lt;/sup&gt; February 2026, at 03.33 PM with the subject “Request for deferment of hearing in arbitral proceedings between Vikram Shah vs Riva Trindade and Ors. fixed on 28.02.2026”. Adv. Noorani on behalf of the Claimant Shri. Vikram Shah, under instructions, replied to the said email at</w:t>
       </w:r>
     </w:p>
     <w:p>
@@ -366,7 +402,7 @@
           <w:i w:val="0"/>
           <w:sz w:val="22"/>
         </w:rPr>
-        <w:t>VIKRAM SHAH                                        …CLAIMANT</w:t>
+        <w:t>04.40 PM objecting to further time being granted to the Respondent No. 1, 2 &amp; 3. Shri. M. Sadarangani replied to the said email at 10.13 PM the same day, raising his objections stated therein, to the said request for further time by Adv. J. Ramaiya.</w:t>
       </w:r>
     </w:p>
     <w:p>
@@ -377,7 +413,7 @@
           <w:i w:val="0"/>
           <w:sz w:val="22"/>
         </w:rPr>
-        <w:t xml:space="preserve">                               VERSUS</w:t>
+        <w:t>3. It is in the interest of justice that some time be granted to the Respondent 1, 2 &amp; 3, as a last and final opportunity. The four weeks time as sought by Adv. Ramaiya in his email is unjustified for the purpose of procuring a No Objection Certificate from the erstwhile advocate on record. As such only two weeks time is granted, as a last and final opportunity to the Respondents No. 1, 2 &amp; 3 to do the needful to be represented in the present proceedings, failing which this Tribunal will proceed with the matter.</w:t>
       </w:r>
     </w:p>
     <w:p>
@@ -388,7 +424,7 @@
           <w:i w:val="0"/>
           <w:sz w:val="22"/>
         </w:rPr>
-        <w:t>RIVA TRINDADE AND 3 ORS                            …RESPONDENTS</w:t>
+        <w:t>4. In light of the above and to afford a last and final opportunity to the Respondents 1, 2 &amp; 3 to appoint an Advocate to represent them in the present proceedings, 2 weeks time is thereby granted to the Respondents No. 1, 2 &amp; 3.</w:t>
       </w:r>
     </w:p>
     <w:p>
@@ -399,7 +435,7 @@
           <w:i w:val="0"/>
           <w:sz w:val="22"/>
         </w:rPr>
-        <w:t xml:space="preserve"> MINUTES OF PROCEEDINGS DATED 28th FEBRUARY 2026.</w:t>
+        <w:t>5. The Tribunal therefore adjourns the hearing on 14.03.2026 at</w:t>
       </w:r>
     </w:p>
     <w:p>
@@ -410,120 +446,9 @@
           <w:i w:val="0"/>
           <w:sz w:val="22"/>
         </w:rPr>
-        <w:t>1.   None present in person.</w:t>
+        <w:t>04.00 PM. Stand Over to 14.03.2026 at 04.00 PM at the same venue and seat.</w:t>
       </w:r>
     </w:p>
-    <w:p>
-      <w:r>
-        <w:rPr>
-          <w:rFonts w:ascii="Times New Roman" w:hAnsi="Times New Roman" w:eastAsia="Times New Roman"/>
-          <w:b w:val="0"/>
-          <w:i w:val="0"/>
-          <w:sz w:val="22"/>
-        </w:rPr>
-        <w:t>2.   An email under the instructions of Respondents No. 1, 2 &amp; 3 was</w:t>
-      </w:r>
-    </w:p>
-    <w:p>
-      <w:r>
-        <w:rPr>
-          <w:rFonts w:ascii="Times New Roman" w:hAnsi="Times New Roman" w:eastAsia="Times New Roman"/>
-          <w:b w:val="0"/>
-          <w:i w:val="0"/>
-          <w:sz w:val="22"/>
-        </w:rPr>
-        <w:t xml:space="preserve">     sent by Adv. Jatin Ramaiya to this Tribunal on 27th February 2026,</w:t>
-      </w:r>
-    </w:p>
-    <w:p>
-      <w:r>
-        <w:rPr>
-          <w:rFonts w:ascii="Times New Roman" w:hAnsi="Times New Roman" w:eastAsia="Times New Roman"/>
-          <w:b w:val="0"/>
-          <w:i w:val="0"/>
-          <w:sz w:val="22"/>
-        </w:rPr>
-        <w:t xml:space="preserve">     at 03.33 PM with the subject “Request for deferment of hearing in</w:t>
-      </w:r>
-    </w:p>
-    <w:p>
-      <w:r>
-        <w:rPr>
-          <w:rFonts w:ascii="Times New Roman" w:hAnsi="Times New Roman" w:eastAsia="Times New Roman"/>
-          <w:b w:val="0"/>
-          <w:i w:val="0"/>
-          <w:sz w:val="22"/>
-        </w:rPr>
-        <w:t xml:space="preserve">     arbitral proceedings between Vikram Shah vs Riva Trindade and</w:t>
-      </w:r>
-    </w:p>
-    <w:p>
-      <w:r>
-        <w:rPr>
-          <w:rFonts w:ascii="Times New Roman" w:hAnsi="Times New Roman" w:eastAsia="Times New Roman"/>
-          <w:b w:val="0"/>
-          <w:i w:val="0"/>
-          <w:sz w:val="22"/>
-        </w:rPr>
-        <w:t xml:space="preserve">     Ors. fixed on 28.02.2026”. Adv. Noorani on behalf of the Claimant</w:t>
-      </w:r>
-    </w:p>
-    <w:p>
-      <w:r>
-        <w:rPr>
-          <w:rFonts w:ascii="Times New Roman" w:hAnsi="Times New Roman" w:eastAsia="Times New Roman"/>
-          <w:b w:val="0"/>
-          <w:i w:val="0"/>
-          <w:sz w:val="22"/>
-        </w:rPr>
-        <w:t xml:space="preserve">     Shri. Vikram Shah, under instructions, replied to the said email at</w:t>
-      </w:r>
-    </w:p>
-    <w:p>
-      <w:r>
-        <w:rPr>
-          <w:rFonts w:ascii="Times New Roman" w:hAnsi="Times New Roman" w:eastAsia="Times New Roman"/>
-          <w:b w:val="0"/>
-          <w:i w:val="0"/>
-          <w:sz w:val="22"/>
-        </w:rPr>
-        <w:t xml:space="preserve">     04.40 PM objecting to further time being granted to the</w:t>
-      </w:r>
-    </w:p>
-    <w:p>
-      <w:r>
-        <w:rPr>
-          <w:rFonts w:ascii="Times New Roman" w:hAnsi="Times New Roman" w:eastAsia="Times New Roman"/>
-          <w:b w:val="0"/>
-          <w:i w:val="0"/>
-          <w:sz w:val="22"/>
-        </w:rPr>
-        <w:t xml:space="preserve">     Respondent No. 1, 2 &amp; 3. Shri. M. Sadarangani replied to the said</w:t>
-      </w:r>
-    </w:p>
-    <w:p>
-      <w:r>
-        <w:rPr>
-          <w:rFonts w:ascii="Times New Roman" w:hAnsi="Times New Roman" w:eastAsia="Times New Roman"/>
-          <w:b w:val="0"/>
-          <w:i w:val="0"/>
-          <w:sz w:val="22"/>
-        </w:rPr>
-        <w:t xml:space="preserve">     email at 10.13 PM the same day, raising his objections stated</w:t>
-      </w:r>
-    </w:p>
-    <w:p>
-      <w:r>
-        <w:rPr>
-          <w:rFonts w:ascii="Times New Roman" w:hAnsi="Times New Roman" w:eastAsia="Times New Roman"/>
-          <w:b w:val="0"/>
-          <w:i w:val="0"/>
-          <w:sz w:val="22"/>
-        </w:rPr>
-        <w:t xml:space="preserve">     therein, to the said request for further time by Adv. J. Ramaiya.</w:t>
-      </w:r>
-    </w:p>
-    <w:p/>
     <w:p>
       <w:r>
         <w:rPr>
@@ -533,197 +458,9 @@
           <w:color w:val="8B2E2E"/>
           <w:sz w:val="26"/>
         </w:rPr>
-        <w:t>Page 2 of 2</w:t>
+        <w:t>Place: Panaji – Goa. Sr. Adv. Nitin N. N. P. Sardessai Date:28.02.2026 Sole Arbitrator</w:t>
       </w:r>
     </w:p>
-    <w:p>
-      <w:r>
-        <w:rPr>
-          <w:rFonts w:ascii="Times New Roman" w:hAnsi="Times New Roman" w:eastAsia="Times New Roman"/>
-          <w:b w:val="0"/>
-          <w:i w:val="0"/>
-          <w:sz w:val="22"/>
-        </w:rPr>
-        <w:t>3.   It is in the interest of justice that some time be granted to the</w:t>
-      </w:r>
-    </w:p>
-    <w:p>
-      <w:r>
-        <w:rPr>
-          <w:rFonts w:ascii="Times New Roman" w:hAnsi="Times New Roman" w:eastAsia="Times New Roman"/>
-          <w:b w:val="0"/>
-          <w:i w:val="0"/>
-          <w:sz w:val="22"/>
-        </w:rPr>
-        <w:t xml:space="preserve">     Respondent 1, 2 &amp; 3, as a last and final opportunity. The four weeks</w:t>
-      </w:r>
-    </w:p>
-    <w:p>
-      <w:r>
-        <w:rPr>
-          <w:rFonts w:ascii="Times New Roman" w:hAnsi="Times New Roman" w:eastAsia="Times New Roman"/>
-          <w:b w:val="0"/>
-          <w:i w:val="0"/>
-          <w:sz w:val="22"/>
-        </w:rPr>
-        <w:t xml:space="preserve">     time as sought by Adv. Ramaiya in his email is unjustified for the</w:t>
-      </w:r>
-    </w:p>
-    <w:p>
-      <w:r>
-        <w:rPr>
-          <w:rFonts w:ascii="Times New Roman" w:hAnsi="Times New Roman" w:eastAsia="Times New Roman"/>
-          <w:b w:val="0"/>
-          <w:i w:val="0"/>
-          <w:sz w:val="22"/>
-        </w:rPr>
-        <w:t xml:space="preserve">     purpose of procuring a No Objection Certificate from the erstwhile</w:t>
-      </w:r>
-    </w:p>
-    <w:p>
-      <w:r>
-        <w:rPr>
-          <w:rFonts w:ascii="Times New Roman" w:hAnsi="Times New Roman" w:eastAsia="Times New Roman"/>
-          <w:b w:val="0"/>
-          <w:i w:val="0"/>
-          <w:sz w:val="22"/>
-        </w:rPr>
-        <w:t xml:space="preserve">     advocate on record. As such only two weeks time is granted, as a</w:t>
-      </w:r>
-    </w:p>
-    <w:p>
-      <w:r>
-        <w:rPr>
-          <w:rFonts w:ascii="Times New Roman" w:hAnsi="Times New Roman" w:eastAsia="Times New Roman"/>
-          <w:b w:val="0"/>
-          <w:i w:val="0"/>
-          <w:sz w:val="22"/>
-        </w:rPr>
-        <w:t xml:space="preserve">     last and final opportunity to the Respondents No. 1, 2 &amp; 3 to do the</w:t>
-      </w:r>
-    </w:p>
-    <w:p>
-      <w:r>
-        <w:rPr>
-          <w:rFonts w:ascii="Times New Roman" w:hAnsi="Times New Roman" w:eastAsia="Times New Roman"/>
-          <w:b w:val="0"/>
-          <w:i w:val="0"/>
-          <w:sz w:val="22"/>
-        </w:rPr>
-        <w:t xml:space="preserve">     needful to be represented in the present proceedings, failing which</w:t>
-      </w:r>
-    </w:p>
-    <w:p>
-      <w:r>
-        <w:rPr>
-          <w:rFonts w:ascii="Times New Roman" w:hAnsi="Times New Roman" w:eastAsia="Times New Roman"/>
-          <w:b w:val="0"/>
-          <w:i w:val="0"/>
-          <w:sz w:val="22"/>
-        </w:rPr>
-        <w:t xml:space="preserve">     this Tribunal will proceed with the matter.</w:t>
-      </w:r>
-    </w:p>
-    <w:p>
-      <w:r>
-        <w:rPr>
-          <w:rFonts w:ascii="Times New Roman" w:hAnsi="Times New Roman" w:eastAsia="Times New Roman"/>
-          <w:b w:val="0"/>
-          <w:i w:val="0"/>
-          <w:sz w:val="22"/>
-        </w:rPr>
-        <w:t>4.   In light of the above and to afford a last and final opportunity to the</w:t>
-      </w:r>
-    </w:p>
-    <w:p>
-      <w:r>
-        <w:rPr>
-          <w:rFonts w:ascii="Times New Roman" w:hAnsi="Times New Roman" w:eastAsia="Times New Roman"/>
-          <w:b w:val="0"/>
-          <w:i w:val="0"/>
-          <w:sz w:val="22"/>
-        </w:rPr>
-        <w:t xml:space="preserve">     Respondents 1, 2 &amp; 3 to appoint an Advocate to represent them in</w:t>
-      </w:r>
-    </w:p>
-    <w:p>
-      <w:r>
-        <w:rPr>
-          <w:rFonts w:ascii="Times New Roman" w:hAnsi="Times New Roman" w:eastAsia="Times New Roman"/>
-          <w:b w:val="0"/>
-          <w:i w:val="0"/>
-          <w:sz w:val="22"/>
-        </w:rPr>
-        <w:t xml:space="preserve">     the present proceedings, 2 weeks time is thereby granted to the</w:t>
-      </w:r>
-    </w:p>
-    <w:p>
-      <w:r>
-        <w:rPr>
-          <w:rFonts w:ascii="Times New Roman" w:hAnsi="Times New Roman" w:eastAsia="Times New Roman"/>
-          <w:b w:val="0"/>
-          <w:i w:val="0"/>
-          <w:sz w:val="22"/>
-        </w:rPr>
-        <w:t xml:space="preserve">     Respondents No. 1, 2 &amp; 3.</w:t>
-      </w:r>
-    </w:p>
-    <w:p>
-      <w:r>
-        <w:rPr>
-          <w:rFonts w:ascii="Times New Roman" w:hAnsi="Times New Roman" w:eastAsia="Times New Roman"/>
-          <w:b w:val="0"/>
-          <w:i w:val="0"/>
-          <w:sz w:val="22"/>
-        </w:rPr>
-        <w:t>5.   The Tribunal therefore adjourns the hearing on 14.03.2026 at</w:t>
-      </w:r>
-    </w:p>
-    <w:p>
-      <w:r>
-        <w:rPr>
-          <w:rFonts w:ascii="Times New Roman" w:hAnsi="Times New Roman" w:eastAsia="Times New Roman"/>
-          <w:b w:val="0"/>
-          <w:i w:val="0"/>
-          <w:sz w:val="22"/>
-        </w:rPr>
-        <w:t xml:space="preserve">     04.00 PM. Stand Over to 14.03.2026 at 04.00 PM at the same</w:t>
-      </w:r>
-    </w:p>
-    <w:p>
-      <w:r>
-        <w:rPr>
-          <w:rFonts w:ascii="Times New Roman" w:hAnsi="Times New Roman" w:eastAsia="Times New Roman"/>
-          <w:b w:val="0"/>
-          <w:i w:val="0"/>
-          <w:sz w:val="22"/>
-        </w:rPr>
-        <w:t xml:space="preserve">     venue and seat.</w:t>
-      </w:r>
-    </w:p>
-    <w:p>
-      <w:r>
-        <w:rPr>
-          <w:rFonts w:ascii="Times New Roman" w:hAnsi="Times New Roman" w:eastAsia="Times New Roman"/>
-          <w:b w:val="0"/>
-          <w:i w:val="0"/>
-          <w:sz w:val="22"/>
-        </w:rPr>
-        <w:t>Place: Panaji – Goa.               Sr. Adv. Nitin N. N. P. Sardessai</w:t>
-      </w:r>
-    </w:p>
-    <w:p>
-      <w:r>
-        <w:rPr>
-          <w:rFonts w:ascii="Times New Roman" w:hAnsi="Times New Roman" w:eastAsia="Times New Roman"/>
-          <w:b w:val="0"/>
-          <w:i w:val="0"/>
-          <w:sz w:val="22"/>
-        </w:rPr>
-        <w:t>Date:28.02.2026                              Sole Arbitrator</w:t>
-      </w:r>
-    </w:p>
-    <w:p/>
     <w:sectPr>
       <w:headerReference w:type="default" r:id="rId9"/>
       <w:footerReference w:type="default" r:id="rId10"/>
